--- a/contract_templates/修理修缮合同.docx
+++ b/contract_templates/修理修缮合同.docx
@@ -29,7 +29,7 @@
       </w:pPr>
       <w:r>
         <w:rPr>
-          <w:rFonts w:hint="eastAsia" w:ascii="宋体" w:hAnsi="宋体" w:cs="宋体"/>
+          <w:rFonts w:hint="eastAsia" w:ascii="仿宋" w:hAnsi="仿宋" w:cs="宋体" w:eastAsia="仿宋"/>
           <w:b/>
           <w:bCs/>
           <w:sz w:val="44"/>
@@ -40,7 +40,7 @@
       </w:r>
       <w:r>
         <w:rPr>
-          <w:rFonts w:hint="eastAsia" w:ascii="宋体" w:hAnsi="宋体" w:eastAsia="宋体" w:cs="宋体"/>
+          <w:rFonts w:hint="eastAsia" w:ascii="仿宋" w:hAnsi="仿宋" w:eastAsia="仿宋" w:cs="宋体"/>
           <w:b/>
           <w:bCs/>
           <w:sz w:val="44"/>
@@ -1258,7 +1258,7 @@
             </w:r>
             <w:r>
               <w:rPr>
-                <w:rFonts w:hint="eastAsia" w:ascii="仿宋" w:hAnsi="仿宋" w:eastAsia="仿宋" w:cs="仿宋"/>
+                <w:rFonts w:hint="eastAsia" w:ascii="Times New Roman" w:hAnsi="Times New Roman" w:eastAsia="仿宋" w:cs="仿宋"/>
                 <w:b/>
                 <w:bCs/>
                 <w:color w:val="auto"/>
@@ -1570,7 +1570,7 @@
       </w:pPr>
       <w:r>
         <w:rPr>
-          <w:rFonts w:hint="default" w:ascii="仿宋" w:hAnsi="仿宋" w:eastAsia="仿宋" w:cs="仿宋"/>
+          <w:rFonts w:hint="default" w:ascii="Times New Roman" w:hAnsi="Times New Roman" w:eastAsia="仿宋" w:cs="仿宋"/>
           <w:color w:val="auto"/>
           <w:sz w:val="24"/>
           <w:szCs w:val="24"/>
@@ -1856,7 +1856,7 @@
       </w:pPr>
       <w:r>
         <w:rPr>
-          <w:rFonts w:hint="default" w:ascii="仿宋" w:hAnsi="仿宋" w:eastAsia="仿宋" w:cs="仿宋"/>
+          <w:rFonts w:hint="default" w:ascii="Times New Roman" w:hAnsi="Times New Roman" w:eastAsia="仿宋" w:cs="仿宋"/>
           <w:color w:val="auto"/>
           <w:sz w:val="24"/>
           <w:szCs w:val="24"/>
@@ -1978,7 +1978,7 @@
       </w:pPr>
       <w:r>
         <w:rPr>
-          <w:rFonts w:hint="eastAsia" w:ascii="仿宋" w:hAnsi="仿宋" w:eastAsia="仿宋" w:cs="仿宋"/>
+          <w:rFonts w:hint="eastAsia" w:ascii="Times New Roman" w:hAnsi="Times New Roman" w:eastAsia="仿宋" w:cs="仿宋"/>
           <w:b w:val="0"/>
           <w:bCs w:val="0"/>
           <w:color w:val="auto"/>
@@ -2009,7 +2009,7 @@
       </w:r>
       <w:r>
         <w:rPr>
-          <w:rFonts w:hint="eastAsia" w:ascii="仿宋" w:hAnsi="仿宋" w:eastAsia="仿宋" w:cs="仿宋"/>
+          <w:rFonts w:hint="eastAsia" w:ascii="Times New Roman" w:hAnsi="Times New Roman" w:eastAsia="仿宋" w:cs="仿宋"/>
           <w:color w:val="auto"/>
           <w:sz w:val="24"/>
           <w:szCs w:val="24"/>
@@ -2065,7 +2065,7 @@
       </w:pPr>
       <w:r>
         <w:rPr>
-          <w:rFonts w:hint="default" w:ascii="仿宋" w:hAnsi="仿宋" w:eastAsia="仿宋" w:cs="仿宋"/>
+          <w:rFonts w:hint="default" w:ascii="Times New Roman" w:hAnsi="Times New Roman" w:eastAsia="仿宋" w:cs="仿宋"/>
           <w:color w:val="auto"/>
           <w:sz w:val="24"/>
           <w:szCs w:val="24"/>
@@ -2117,7 +2117,7 @@
       </w:pPr>
       <w:r>
         <w:rPr>
-          <w:rFonts w:hint="default" w:ascii="仿宋" w:hAnsi="仿宋" w:eastAsia="仿宋" w:cs="仿宋"/>
+          <w:rFonts w:hint="default" w:ascii="Times New Roman" w:hAnsi="Times New Roman" w:eastAsia="仿宋" w:cs="仿宋"/>
           <w:color w:val="auto"/>
           <w:sz w:val="24"/>
           <w:szCs w:val="24"/>
@@ -2160,7 +2160,7 @@
       </w:pPr>
       <w:r>
         <w:rPr>
-          <w:rFonts w:hint="eastAsia" w:ascii="仿宋" w:hAnsi="仿宋" w:eastAsia="仿宋" w:cs="仿宋"/>
+          <w:rFonts w:hint="eastAsia" w:ascii="Times New Roman" w:hAnsi="Times New Roman" w:eastAsia="仿宋" w:cs="仿宋"/>
           <w:color w:val="auto"/>
           <w:sz w:val="24"/>
           <w:szCs w:val="24"/>
@@ -2339,7 +2339,7 @@
       </w:pPr>
       <w:r>
         <w:rPr>
-          <w:rFonts w:hint="eastAsia" w:ascii="仿宋" w:hAnsi="仿宋" w:eastAsia="仿宋" w:cs="仿宋"/>
+          <w:rFonts w:hint="eastAsia" w:ascii="Times New Roman" w:hAnsi="Times New Roman" w:eastAsia="仿宋" w:cs="仿宋"/>
           <w:sz w:val="24"/>
           <w:szCs w:val="24"/>
         </w:rPr>
@@ -2405,7 +2405,7 @@
       </w:pPr>
       <w:r>
         <w:rPr>
-          <w:rFonts w:hint="default" w:ascii="仿宋" w:hAnsi="仿宋" w:eastAsia="仿宋" w:cs="仿宋"/>
+          <w:rFonts w:hint="default" w:ascii="Times New Roman" w:hAnsi="Times New Roman" w:eastAsia="仿宋" w:cs="仿宋"/>
           <w:sz w:val="24"/>
           <w:szCs w:val="24"/>
         </w:rPr>
@@ -2432,7 +2432,7 @@
       </w:r>
       <w:r>
         <w:rPr>
-          <w:rFonts w:hint="default" w:ascii="仿宋" w:hAnsi="仿宋" w:eastAsia="仿宋" w:cs="仿宋"/>
+          <w:rFonts w:hint="default" w:ascii="Times New Roman" w:hAnsi="Times New Roman" w:eastAsia="仿宋" w:cs="仿宋"/>
           <w:color w:val="auto"/>
           <w:sz w:val="24"/>
           <w:szCs w:val="24"/>
@@ -2476,7 +2476,7 @@
       </w:pPr>
       <w:r>
         <w:rPr>
-          <w:rFonts w:hint="default" w:ascii="仿宋" w:hAnsi="仿宋" w:eastAsia="仿宋" w:cs="仿宋"/>
+          <w:rFonts w:hint="default" w:ascii="Times New Roman" w:hAnsi="Times New Roman" w:eastAsia="仿宋" w:cs="仿宋"/>
           <w:color w:val="auto"/>
           <w:sz w:val="24"/>
           <w:szCs w:val="24"/>
@@ -2517,7 +2517,7 @@
       </w:pPr>
       <w:r>
         <w:rPr>
-          <w:rFonts w:hint="default" w:ascii="仿宋" w:hAnsi="仿宋" w:eastAsia="仿宋" w:cs="仿宋"/>
+          <w:rFonts w:hint="default" w:ascii="Times New Roman" w:hAnsi="Times New Roman" w:eastAsia="仿宋" w:cs="仿宋"/>
           <w:sz w:val="24"/>
           <w:szCs w:val="24"/>
         </w:rPr>
@@ -2558,7 +2558,7 @@
       </w:pPr>
       <w:r>
         <w:rPr>
-          <w:rFonts w:hint="default" w:ascii="仿宋" w:hAnsi="仿宋" w:eastAsia="仿宋" w:cs="仿宋"/>
+          <w:rFonts w:hint="default" w:ascii="Times New Roman" w:hAnsi="Times New Roman" w:eastAsia="仿宋" w:cs="仿宋"/>
           <w:sz w:val="24"/>
           <w:szCs w:val="24"/>
         </w:rPr>
@@ -2731,7 +2731,7 @@
       </w:pPr>
       <w:r>
         <w:rPr>
-          <w:rFonts w:hint="default" w:ascii="仿宋" w:hAnsi="仿宋" w:eastAsia="仿宋" w:cs="仿宋"/>
+          <w:rFonts w:hint="default" w:ascii="Times New Roman" w:hAnsi="Times New Roman" w:eastAsia="仿宋" w:cs="仿宋"/>
           <w:color w:val="auto"/>
           <w:sz w:val="24"/>
           <w:szCs w:val="24"/>
@@ -2828,7 +2828,7 @@
       </w:pPr>
       <w:r>
         <w:rPr>
-          <w:rFonts w:hint="default" w:ascii="仿宋" w:hAnsi="仿宋" w:eastAsia="仿宋" w:cs="仿宋"/>
+          <w:rFonts w:hint="default" w:ascii="Times New Roman" w:hAnsi="Times New Roman" w:eastAsia="仿宋" w:cs="仿宋"/>
           <w:color w:val="auto"/>
           <w:sz w:val="24"/>
           <w:szCs w:val="24"/>
@@ -3006,7 +3006,7 @@
       </w:r>
       <w:r>
         <w:rPr>
-          <w:rFonts w:hint="eastAsia" w:ascii="仿宋" w:hAnsi="仿宋" w:eastAsia="仿宋" w:cs="仿宋"/>
+          <w:rFonts w:hint="eastAsia" w:ascii="Times New Roman" w:hAnsi="Times New Roman" w:eastAsia="仿宋" w:cs="仿宋"/>
           <w:sz w:val="24"/>
           <w:szCs w:val="24"/>
           <w:u w:val="single"/>
@@ -3343,7 +3343,7 @@
       </w:r>
       <w:r>
         <w:rPr>
-          <w:rFonts w:hint="eastAsia" w:ascii="仿宋" w:hAnsi="仿宋" w:eastAsia="仿宋" w:cs="仿宋"/>
+          <w:rFonts w:hint="eastAsia" w:ascii="Times New Roman" w:hAnsi="Times New Roman" w:eastAsia="仿宋" w:cs="仿宋"/>
           <w:sz w:val="24"/>
           <w:szCs w:val="24"/>
           <w:u w:val="single"/>
@@ -3373,7 +3373,7 @@
       </w:r>
       <w:r>
         <w:rPr>
-          <w:rFonts w:hint="eastAsia" w:ascii="仿宋" w:hAnsi="仿宋" w:eastAsia="仿宋" w:cs="仿宋"/>
+          <w:rFonts w:hint="eastAsia" w:ascii="Times New Roman" w:hAnsi="Times New Roman" w:eastAsia="仿宋" w:cs="仿宋"/>
           <w:sz w:val="24"/>
           <w:szCs w:val="24"/>
           <w:u w:val="single"/>
@@ -3447,7 +3447,7 @@
       </w:r>
       <w:r>
         <w:rPr>
-          <w:rFonts w:hint="eastAsia" w:ascii="仿宋" w:hAnsi="仿宋" w:eastAsia="仿宋" w:cs="仿宋"/>
+          <w:rFonts w:hint="eastAsia" w:ascii="Times New Roman" w:hAnsi="Times New Roman" w:eastAsia="仿宋" w:cs="仿宋"/>
           <w:sz w:val="24"/>
           <w:szCs w:val="24"/>
           <w:u w:val="single"/>
@@ -3476,7 +3476,7 @@
       </w:r>
       <w:r>
         <w:rPr>
-          <w:rFonts w:hint="eastAsia" w:ascii="仿宋" w:hAnsi="仿宋" w:eastAsia="仿宋" w:cs="仿宋"/>
+          <w:rFonts w:hint="eastAsia" w:ascii="Times New Roman" w:hAnsi="Times New Roman" w:eastAsia="仿宋" w:cs="仿宋"/>
           <w:sz w:val="24"/>
           <w:szCs w:val="24"/>
           <w:u w:val="single"/>
@@ -3676,57 +3676,57 @@
       </w:pPr>
       <w:r>
         <w:rPr>
+          <w:rFonts w:hint="default" w:ascii="Times New Roman" w:hAnsi="Times New Roman" w:eastAsia="仿宋" w:cs="仿宋"/>
+          <w:color w:val="auto"/>
+          <w:sz w:val="24"/>
+          <w:szCs w:val="24"/>
+        </w:rPr>
+        <w:t>1、</w:t>
+      </w:r>
+      <w:r>
+        <w:rPr>
+          <w:rFonts w:hint="eastAsia" w:ascii="仿宋" w:hAnsi="仿宋" w:eastAsia="仿宋" w:cs="仿宋"/>
+          <w:color w:val="auto"/>
+          <w:sz w:val="24"/>
+          <w:szCs w:val="24"/>
+        </w:rPr>
+        <w:t>乙方逾期交付</w:t>
+      </w:r>
+      <w:r>
+        <w:rPr>
+          <w:rFonts w:hint="eastAsia" w:ascii="仿宋" w:hAnsi="仿宋" w:eastAsia="仿宋" w:cs="仿宋"/>
+          <w:color w:val="auto"/>
+          <w:sz w:val="24"/>
+          <w:szCs w:val="24"/>
+          <w:lang w:val="en-US" w:eastAsia="zh-Hans"/>
+        </w:rPr>
+        <w:t>修理修缮</w:t>
+      </w:r>
+      <w:r>
+        <w:rPr>
+          <w:rFonts w:hint="eastAsia" w:ascii="仿宋" w:hAnsi="仿宋" w:eastAsia="仿宋" w:cs="仿宋"/>
+          <w:color w:val="auto"/>
+          <w:sz w:val="24"/>
+          <w:szCs w:val="24"/>
+        </w:rPr>
+        <w:t>物的，</w:t>
+      </w:r>
+      <w:r>
+        <w:rPr>
+          <w:rFonts w:hint="eastAsia" w:ascii="仿宋" w:hAnsi="仿宋" w:eastAsia="仿宋" w:cs="仿宋"/>
+          <w:color w:val="auto"/>
+          <w:sz w:val="24"/>
+          <w:szCs w:val="24"/>
+          <w:lang w:val="en-US" w:eastAsia="zh-Hans"/>
+        </w:rPr>
+        <w:t>每逾期一日</w:t>
+      </w:r>
+      <w:r>
+        <w:rPr>
           <w:rFonts w:hint="default" w:ascii="仿宋" w:hAnsi="仿宋" w:eastAsia="仿宋" w:cs="仿宋"/>
           <w:color w:val="auto"/>
           <w:sz w:val="24"/>
           <w:szCs w:val="24"/>
-        </w:rPr>
-        <w:t>1、</w:t>
-      </w:r>
-      <w:r>
-        <w:rPr>
-          <w:rFonts w:hint="eastAsia" w:ascii="仿宋" w:hAnsi="仿宋" w:eastAsia="仿宋" w:cs="仿宋"/>
-          <w:color w:val="auto"/>
-          <w:sz w:val="24"/>
-          <w:szCs w:val="24"/>
-        </w:rPr>
-        <w:t>乙方逾期交付</w:t>
-      </w:r>
-      <w:r>
-        <w:rPr>
-          <w:rFonts w:hint="eastAsia" w:ascii="仿宋" w:hAnsi="仿宋" w:eastAsia="仿宋" w:cs="仿宋"/>
-          <w:color w:val="auto"/>
-          <w:sz w:val="24"/>
-          <w:szCs w:val="24"/>
-          <w:lang w:val="en-US" w:eastAsia="zh-Hans"/>
-        </w:rPr>
-        <w:t>修理修缮</w:t>
-      </w:r>
-      <w:r>
-        <w:rPr>
-          <w:rFonts w:hint="eastAsia" w:ascii="仿宋" w:hAnsi="仿宋" w:eastAsia="仿宋" w:cs="仿宋"/>
-          <w:color w:val="auto"/>
-          <w:sz w:val="24"/>
-          <w:szCs w:val="24"/>
-        </w:rPr>
-        <w:t>物的，</w:t>
-      </w:r>
-      <w:r>
-        <w:rPr>
-          <w:rFonts w:hint="eastAsia" w:ascii="仿宋" w:hAnsi="仿宋" w:eastAsia="仿宋" w:cs="仿宋"/>
-          <w:color w:val="auto"/>
-          <w:sz w:val="24"/>
-          <w:szCs w:val="24"/>
-          <w:lang w:val="en-US" w:eastAsia="zh-Hans"/>
-        </w:rPr>
-        <w:t>每逾期一日</w:t>
-      </w:r>
-      <w:r>
-        <w:rPr>
-          <w:rFonts w:hint="default" w:ascii="仿宋" w:hAnsi="仿宋" w:eastAsia="仿宋" w:cs="仿宋"/>
-          <w:color w:val="auto"/>
-          <w:sz w:val="24"/>
-          <w:szCs w:val="24"/>
           <w:lang w:eastAsia="zh-Hans"/>
         </w:rPr>
         <w:t>，</w:t>
@@ -3762,7 +3762,7 @@
       </w:r>
       <w:r>
         <w:rPr>
-          <w:rFonts w:hint="eastAsia" w:ascii="仿宋" w:hAnsi="仿宋" w:eastAsia="仿宋" w:cs="仿宋"/>
+          <w:rFonts w:hint="eastAsia" w:ascii="Times New Roman" w:hAnsi="Times New Roman" w:eastAsia="仿宋" w:cs="仿宋"/>
           <w:color w:val="auto"/>
           <w:sz w:val="24"/>
           <w:szCs w:val="24"/>
@@ -3823,7 +3823,7 @@
       </w:r>
       <w:r>
         <w:rPr>
-          <w:rFonts w:hint="eastAsia" w:ascii="仿宋" w:hAnsi="仿宋" w:eastAsia="仿宋" w:cs="仿宋"/>
+          <w:rFonts w:hint="eastAsia" w:ascii="Times New Roman" w:hAnsi="Times New Roman" w:eastAsia="仿宋" w:cs="仿宋"/>
           <w:color w:val="auto"/>
           <w:sz w:val="24"/>
           <w:szCs w:val="24"/>
@@ -3879,7 +3879,7 @@
       </w:pPr>
       <w:r>
         <w:rPr>
-          <w:rFonts w:hint="default" w:ascii="仿宋" w:hAnsi="仿宋" w:eastAsia="仿宋" w:cs="仿宋"/>
+          <w:rFonts w:hint="default" w:ascii="Times New Roman" w:hAnsi="Times New Roman" w:eastAsia="仿宋" w:cs="仿宋"/>
           <w:sz w:val="24"/>
           <w:szCs w:val="24"/>
         </w:rPr>
@@ -3932,7 +3932,7 @@
       </w:pPr>
       <w:r>
         <w:rPr>
-          <w:rFonts w:hint="eastAsia" w:ascii="仿宋" w:hAnsi="仿宋" w:eastAsia="仿宋" w:cs="仿宋"/>
+          <w:rFonts w:hint="eastAsia" w:ascii="Times New Roman" w:hAnsi="Times New Roman" w:eastAsia="仿宋" w:cs="仿宋"/>
           <w:sz w:val="24"/>
           <w:szCs w:val="24"/>
         </w:rPr>
@@ -3966,7 +3966,7 @@
       </w:pPr>
       <w:r>
         <w:rPr>
-          <w:rFonts w:hint="eastAsia" w:ascii="仿宋" w:hAnsi="仿宋" w:eastAsia="仿宋" w:cs="仿宋"/>
+          <w:rFonts w:hint="eastAsia" w:ascii="Times New Roman" w:hAnsi="Times New Roman" w:eastAsia="仿宋" w:cs="仿宋"/>
           <w:sz w:val="24"/>
           <w:szCs w:val="24"/>
         </w:rPr>
@@ -4019,7 +4019,7 @@
       </w:pPr>
       <w:r>
         <w:rPr>
-          <w:rFonts w:hint="default" w:ascii="仿宋" w:hAnsi="仿宋" w:eastAsia="仿宋" w:cs="仿宋"/>
+          <w:rFonts w:hint="default" w:ascii="Times New Roman" w:hAnsi="Times New Roman" w:eastAsia="仿宋" w:cs="仿宋"/>
           <w:color w:val="auto"/>
           <w:sz w:val="24"/>
           <w:szCs w:val="24"/>
@@ -4054,7 +4054,7 @@
       </w:pPr>
       <w:r>
         <w:rPr>
-          <w:rFonts w:hint="default" w:ascii="仿宋" w:hAnsi="仿宋" w:eastAsia="仿宋" w:cs="仿宋"/>
+          <w:rFonts w:hint="default" w:ascii="Times New Roman" w:hAnsi="Times New Roman" w:eastAsia="仿宋" w:cs="仿宋"/>
           <w:color w:val="auto"/>
           <w:sz w:val="24"/>
           <w:szCs w:val="24"/>
@@ -4089,7 +4089,7 @@
       </w:pPr>
       <w:r>
         <w:rPr>
-          <w:rFonts w:hint="default" w:ascii="仿宋" w:hAnsi="仿宋" w:eastAsia="仿宋" w:cs="仿宋"/>
+          <w:rFonts w:hint="default" w:ascii="Times New Roman" w:hAnsi="Times New Roman" w:eastAsia="仿宋" w:cs="仿宋"/>
           <w:color w:val="auto"/>
           <w:sz w:val="24"/>
           <w:szCs w:val="24"/>
@@ -4123,7 +4123,7 @@
       </w:pPr>
       <w:r>
         <w:rPr>
-          <w:rFonts w:hint="default" w:ascii="仿宋" w:hAnsi="仿宋" w:eastAsia="仿宋" w:cs="仿宋"/>
+          <w:rFonts w:hint="default" w:ascii="Times New Roman" w:hAnsi="Times New Roman" w:eastAsia="仿宋" w:cs="仿宋"/>
           <w:sz w:val="24"/>
           <w:szCs w:val="24"/>
         </w:rPr>
@@ -4213,7 +4213,7 @@
       </w:pPr>
       <w:r>
         <w:rPr>
-          <w:rFonts w:hint="default" w:ascii="仿宋" w:hAnsi="仿宋" w:eastAsia="仿宋" w:cs="仿宋"/>
+          <w:rFonts w:hint="default" w:ascii="Times New Roman" w:hAnsi="Times New Roman" w:eastAsia="仿宋" w:cs="仿宋"/>
           <w:sz w:val="24"/>
           <w:szCs w:val="24"/>
         </w:rPr>
@@ -4245,48 +4245,48 @@
       </w:pPr>
       <w:r>
         <w:rPr>
+          <w:rFonts w:hint="default" w:ascii="Times New Roman" w:hAnsi="Times New Roman" w:eastAsia="仿宋" w:cs="仿宋"/>
+          <w:sz w:val="24"/>
+          <w:szCs w:val="24"/>
+        </w:rPr>
+        <w:t>2、</w:t>
+      </w:r>
+      <w:r>
+        <w:rPr>
+          <w:rFonts w:hint="eastAsia" w:ascii="仿宋" w:hAnsi="仿宋" w:eastAsia="仿宋" w:cs="仿宋"/>
+          <w:sz w:val="24"/>
+          <w:szCs w:val="24"/>
+        </w:rPr>
+        <w:t>因乙方未经甲方书面同意将完成</w:t>
+      </w:r>
+      <w:r>
+        <w:rPr>
+          <w:rFonts w:hint="eastAsia" w:ascii="仿宋" w:hAnsi="仿宋" w:eastAsia="仿宋" w:cs="仿宋"/>
+          <w:sz w:val="24"/>
+          <w:szCs w:val="24"/>
+          <w:lang w:val="en-US" w:eastAsia="zh-Hans"/>
+        </w:rPr>
+        <w:t>加工</w:t>
+      </w:r>
+      <w:r>
+        <w:rPr>
+          <w:rFonts w:hint="eastAsia" w:ascii="仿宋" w:hAnsi="仿宋" w:eastAsia="仿宋" w:cs="仿宋"/>
+          <w:sz w:val="24"/>
+          <w:szCs w:val="24"/>
+        </w:rPr>
+        <w:t>物的全部工作转包或主要工作另行分包给第三方，甲方有权解除本合同</w:t>
+      </w:r>
+      <w:r>
+        <w:rPr>
           <w:rFonts w:hint="default" w:ascii="仿宋" w:hAnsi="仿宋" w:eastAsia="仿宋" w:cs="仿宋"/>
           <w:sz w:val="24"/>
           <w:szCs w:val="24"/>
         </w:rPr>
-        <w:t>2、</w:t>
-      </w:r>
-      <w:r>
-        <w:rPr>
-          <w:rFonts w:hint="eastAsia" w:ascii="仿宋" w:hAnsi="仿宋" w:eastAsia="仿宋" w:cs="仿宋"/>
-          <w:sz w:val="24"/>
-          <w:szCs w:val="24"/>
-        </w:rPr>
-        <w:t>因乙方未经甲方书面同意将完成</w:t>
-      </w:r>
-      <w:r>
-        <w:rPr>
-          <w:rFonts w:hint="eastAsia" w:ascii="仿宋" w:hAnsi="仿宋" w:eastAsia="仿宋" w:cs="仿宋"/>
-          <w:sz w:val="24"/>
-          <w:szCs w:val="24"/>
-          <w:lang w:val="en-US" w:eastAsia="zh-Hans"/>
-        </w:rPr>
-        <w:t>加工</w:t>
-      </w:r>
-      <w:r>
-        <w:rPr>
-          <w:rFonts w:hint="eastAsia" w:ascii="仿宋" w:hAnsi="仿宋" w:eastAsia="仿宋" w:cs="仿宋"/>
-          <w:sz w:val="24"/>
-          <w:szCs w:val="24"/>
-        </w:rPr>
-        <w:t>物的全部工作转包或主要工作另行分包给第三方，甲方有权解除本合同</w:t>
-      </w:r>
-      <w:r>
-        <w:rPr>
-          <w:rFonts w:hint="default" w:ascii="仿宋" w:hAnsi="仿宋" w:eastAsia="仿宋" w:cs="仿宋"/>
-          <w:sz w:val="24"/>
-          <w:szCs w:val="24"/>
-        </w:rPr>
         <w:t>，</w:t>
       </w:r>
       <w:r>
         <w:rPr>
-          <w:rFonts w:hint="eastAsia" w:ascii="仿宋" w:hAnsi="仿宋" w:eastAsia="仿宋" w:cs="仿宋"/>
+          <w:rFonts w:hint="eastAsia" w:ascii="Times New Roman" w:hAnsi="Times New Roman" w:eastAsia="仿宋" w:cs="仿宋"/>
           <w:sz w:val="24"/>
           <w:szCs w:val="24"/>
         </w:rPr>
@@ -4441,7 +4441,7 @@
       </w:pPr>
       <w:r>
         <w:rPr>
-          <w:rFonts w:hint="default" w:ascii="仿宋" w:hAnsi="仿宋" w:eastAsia="仿宋" w:cs="仿宋"/>
+          <w:rFonts w:hint="default" w:ascii="Times New Roman" w:hAnsi="Times New Roman" w:eastAsia="仿宋" w:cs="仿宋"/>
           <w:sz w:val="24"/>
           <w:szCs w:val="24"/>
         </w:rPr>
@@ -4528,7 +4528,7 @@
       </w:pPr>
       <w:r>
         <w:rPr>
-          <w:rFonts w:hint="default" w:ascii="仿宋" w:hAnsi="仿宋" w:eastAsia="仿宋" w:cs="仿宋"/>
+          <w:rFonts w:hint="default" w:ascii="Times New Roman" w:hAnsi="Times New Roman" w:eastAsia="仿宋" w:cs="仿宋"/>
           <w:sz w:val="24"/>
           <w:szCs w:val="24"/>
         </w:rPr>
@@ -4560,7 +4560,7 @@
       </w:pPr>
       <w:r>
         <w:rPr>
-          <w:rFonts w:hint="default" w:ascii="仿宋" w:hAnsi="仿宋" w:eastAsia="仿宋" w:cs="仿宋"/>
+          <w:rFonts w:hint="default" w:ascii="Times New Roman" w:hAnsi="Times New Roman" w:eastAsia="仿宋" w:cs="仿宋"/>
           <w:sz w:val="24"/>
           <w:szCs w:val="24"/>
         </w:rPr>
@@ -4968,7 +4968,7 @@
       </w:pPr>
       <w:r>
         <w:rPr>
-          <w:rFonts w:hint="eastAsia"/>
+          <w:rFonts w:hint="eastAsia" w:ascii="仿宋" w:hAnsi="仿宋" w:eastAsia="仿宋"/>
           <w:b/>
           <w:bCs/>
           <w:sz w:val="28"/>
@@ -7453,7 +7453,7 @@
   <w:docDefaults>
     <w:rPrDefault>
       <w:rPr>
-        <w:rFonts w:ascii="Times New Roman" w:hAnsi="Times New Roman" w:eastAsia="宋体" w:cs="Times New Roman"/>
+        <w:rFonts w:ascii="Times New Roman" w:hAnsi="Times New Roman" w:eastAsia="仿宋" w:cs="Times New Roman"/>
       </w:rPr>
     </w:rPrDefault>
     <w:pPrDefault/>
@@ -7717,7 +7717,7 @@
       <w:jc w:val="both"/>
     </w:pPr>
     <w:rPr>
-      <w:rFonts w:ascii="Times New Roman" w:hAnsi="Times New Roman" w:eastAsia="宋体" w:cs="Times New Roman"/>
+      <w:rFonts w:ascii="Times New Roman" w:hAnsi="Times New Roman" w:eastAsia="仿宋" w:cs="Times New Roman"/>
       <w:kern w:val="2"/>
       <w:sz w:val="21"/>
       <w:szCs w:val="24"/>

--- a/contract_templates/修理修缮合同.docx
+++ b/contract_templates/修理修缮合同.docx
@@ -29,7 +29,7 @@
       </w:pPr>
       <w:r>
         <w:rPr>
-          <w:rFonts w:hint="eastAsia" w:ascii="仿宋" w:hAnsi="仿宋" w:cs="宋体" w:eastAsia="仿宋"/>
+          <w:rFonts w:hint="eastAsia" w:ascii="仿宋" w:hAnsi="仿宋" w:cs="仿宋" w:eastAsia="仿宋"/>
           <w:b/>
           <w:bCs/>
           <w:sz w:val="44"/>
@@ -40,7 +40,7 @@
       </w:r>
       <w:r>
         <w:rPr>
-          <w:rFonts w:hint="eastAsia" w:ascii="仿宋" w:hAnsi="仿宋" w:eastAsia="仿宋" w:cs="宋体"/>
+          <w:rFonts w:hint="eastAsia" w:ascii="仿宋" w:hAnsi="仿宋" w:eastAsia="仿宋" w:cs="仿宋"/>
           <w:b/>
           <w:bCs/>
           <w:sz w:val="44"/>
@@ -4958,7 +4958,7 @@
         <w:bidi w:val="0"/>
         <w:jc w:val="center"/>
         <w:rPr>
-          <w:rFonts w:hint="default" w:eastAsia="宋体"/>
+          <w:rFonts w:hint="default" w:eastAsia="仿宋" w:cs="仿宋" w:ascii="仿宋" w:hAnsi="仿宋"/>
           <w:b/>
           <w:bCs/>
           <w:sz w:val="28"/>
@@ -4968,7 +4968,7 @@
       </w:pPr>
       <w:r>
         <w:rPr>
-          <w:rFonts w:hint="eastAsia" w:ascii="仿宋" w:hAnsi="仿宋" w:eastAsia="仿宋"/>
+          <w:rFonts w:hint="eastAsia" w:ascii="仿宋" w:hAnsi="仿宋" w:eastAsia="仿宋" w:cs="仿宋"/>
           <w:b/>
           <w:bCs/>
           <w:sz w:val="28"/>
@@ -7433,7 +7433,7 @@
         <w:bidi w:val="0"/>
         <w:jc w:val="left"/>
         <w:rPr>
-          <w:rFonts w:hint="default"/>
+          <w:rFonts w:hint="default" w:eastAsia="仿宋" w:cs="仿宋" w:ascii="仿宋" w:hAnsi="仿宋"/>
           <w:lang w:val="en-US" w:eastAsia="zh-Hans"/>
         </w:rPr>
       </w:pPr>
